--- a/src/Document/CV.docx
+++ b/src/Document/CV.docx
@@ -29,7 +29,11 @@
           <w:lang w:val="es-BO"/>
         </w:rPr>
       </w:pPr>
-      <w:r>
+    </w:p>
+    <w:p>
+      <w:pPr>
+        <w:ind w:left="1" w:hanging="3"/>
+        <w:jc w:val="center"/>
         <w:rPr>
           <w:rFonts w:ascii="Arial" w:eastAsia="Arial" w:hAnsi="Arial" w:cs="Arial"/>
           <w:b/>
@@ -38,8 +42,7 @@
           <w:szCs w:val="32"/>
           <w:lang w:val="es-BO"/>
         </w:rPr>
-        <w:t xml:space="preserve">EDWIN </w:t>
-      </w:r>
+      </w:pPr>
       <w:r>
         <w:rPr>
           <w:rFonts w:ascii="Arial" w:eastAsia="Arial" w:hAnsi="Arial" w:cs="Arial"/>
@@ -49,7 +52,7 @@
           <w:szCs w:val="32"/>
           <w:lang w:val="es-BO"/>
         </w:rPr>
-        <w:t>DAVID CLAUDIO</w:t>
+        <w:t xml:space="preserve">EDWIN </w:t>
       </w:r>
       <w:r>
         <w:rPr>
@@ -60,6 +63,17 @@
           <w:szCs w:val="32"/>
           <w:lang w:val="es-BO"/>
         </w:rPr>
+        <w:t>DAVID CLAUDIO</w:t>
+      </w:r>
+      <w:r>
+        <w:rPr>
+          <w:rFonts w:ascii="Arial" w:eastAsia="Arial" w:hAnsi="Arial" w:cs="Arial"/>
+          <w:b/>
+          <w:color w:val="2F5496"/>
+          <w:sz w:val="32"/>
+          <w:szCs w:val="32"/>
+          <w:lang w:val="es-BO"/>
+        </w:rPr>
         <w:t xml:space="preserve"> GUISHCASHO</w:t>
       </w:r>
     </w:p>
@@ -83,9 +97,8 @@
           <w:szCs w:val="26"/>
           <w:lang w:val="es-BO"/>
         </w:rPr>
-        <w:t xml:space="preserve">Desarrollador Full </w:t>
-      </w:r>
-      <w:proofErr w:type="spellStart"/>
+        <w:t>Estudiante de Ingeniería de Software</w:t>
+      </w:r>
       <w:r>
         <w:rPr>
           <w:rFonts w:ascii="Arial" w:eastAsia="Arial" w:hAnsi="Arial" w:cs="Arial"/>
@@ -94,28 +107,7 @@
           <w:szCs w:val="26"/>
           <w:lang w:val="es-BO"/>
         </w:rPr>
-        <w:t>Stack</w:t>
-      </w:r>
-      <w:proofErr w:type="spellEnd"/>
-      <w:r>
-        <w:rPr>
-          <w:rFonts w:ascii="Arial" w:eastAsia="Arial" w:hAnsi="Arial" w:cs="Arial"/>
-          <w:b/>
-          <w:sz w:val="26"/>
-          <w:szCs w:val="26"/>
-          <w:lang w:val="es-BO"/>
-        </w:rPr>
-        <w:t xml:space="preserve"> | </w:t>
-      </w:r>
-      <w:r>
-        <w:rPr>
-          <w:rFonts w:ascii="Arial" w:eastAsia="Arial" w:hAnsi="Arial" w:cs="Arial"/>
-          <w:b/>
-          <w:sz w:val="26"/>
-          <w:szCs w:val="26"/>
-          <w:lang w:val="es-BO"/>
-        </w:rPr>
-        <w:t>Estudiante de Ingeniería de Software</w:t>
+        <w:t xml:space="preserve"> (8/8)</w:t>
       </w:r>
     </w:p>
     <w:p>
@@ -565,6 +557,7 @@
           <w:rFonts w:ascii="Arial" w:eastAsia="Arial" w:hAnsi="Arial" w:cs="Arial"/>
           <w:sz w:val="21"/>
           <w:szCs w:val="21"/>
+          <w:lang w:val="es-EC"/>
         </w:rPr>
       </w:pPr>
       <w:r>
@@ -621,6 +614,7 @@
           <w:rFonts w:ascii="Arial" w:eastAsia="Arial" w:hAnsi="Arial" w:cs="Arial"/>
           <w:sz w:val="21"/>
           <w:szCs w:val="21"/>
+          <w:lang w:val="es-EC"/>
         </w:rPr>
         <w:t xml:space="preserve">    </w:t>
       </w:r>
@@ -629,8 +623,9 @@
           <w:rFonts w:ascii="Arial" w:eastAsia="Arial" w:hAnsi="Arial" w:cs="Arial"/>
           <w:sz w:val="21"/>
           <w:szCs w:val="21"/>
-        </w:rPr>
-        <w:t>linkedin.com/in/david-claudio-8aa81a337/</w:t>
+          <w:lang w:val="es-EC"/>
+        </w:rPr>
+        <w:t>www.linkedin.com/in/dev-david-claudio</w:t>
       </w:r>
     </w:p>
     <w:p>
@@ -810,7 +805,43 @@
           <w:szCs w:val="20"/>
           <w:lang w:val="es-EC"/>
         </w:rPr>
-        <w:t xml:space="preserve">Estudiante de Ingeniería de Software con una sólida base en el desarrollo de aplicaciones web y móviles. Me destaco por mi capacidad para resolver problemas complejos mediante soluciones tecnológicas innovadoras y eficientes, aplicando metodologías ágiles como Scrum. He trabajado en proyectos significativos, como la creación de un Geo Portal para el GAD Municipal del Cantón Salcedo y el desarrollo de la página web para el evento </w:t>
+        <w:t>Estudiante de Ingeniería de Software</w:t>
+      </w:r>
+      <w:r>
+        <w:rPr>
+          <w:rFonts w:ascii="Arial" w:eastAsia="Arial" w:hAnsi="Arial" w:cs="Arial"/>
+          <w:sz w:val="20"/>
+          <w:szCs w:val="20"/>
+          <w:lang w:val="es-EC"/>
+        </w:rPr>
+        <w:t xml:space="preserve"> </w:t>
+      </w:r>
+      <w:r>
+        <w:rPr>
+          <w:rFonts w:ascii="Arial" w:eastAsia="Arial" w:hAnsi="Arial" w:cs="Arial"/>
+          <w:sz w:val="20"/>
+          <w:szCs w:val="20"/>
+          <w:lang w:val="es-EC"/>
+        </w:rPr>
+        <w:t>con una sólida base en el desarrollo de aplicaciones web y móviles. Me destaco por mi capacidad para resolver problemas complejos mediante soluciones tecnológicas innovadoras y eficientes, aplicando metodologías ágiles como Scrum. He trabajado en proyectos significativos, como la creación de un Geo Portal para el GAD Municipal del Cantón Salcedo</w:t>
+      </w:r>
+      <w:r>
+        <w:rPr>
+          <w:rFonts w:ascii="Arial" w:eastAsia="Arial" w:hAnsi="Arial" w:cs="Arial"/>
+          <w:sz w:val="20"/>
+          <w:szCs w:val="20"/>
+          <w:lang w:val="es-EC"/>
+        </w:rPr>
+        <w:t xml:space="preserve"> y como organizador y</w:t>
+      </w:r>
+      <w:r>
+        <w:rPr>
+          <w:rFonts w:ascii="Arial" w:eastAsia="Arial" w:hAnsi="Arial" w:cs="Arial"/>
+          <w:sz w:val="20"/>
+          <w:szCs w:val="20"/>
+          <w:lang w:val="es-EC"/>
+        </w:rPr>
+        <w:t xml:space="preserve"> desarrollo de la página web para el evento </w:t>
       </w:r>
       <w:proofErr w:type="spellStart"/>
       <w:r>
@@ -830,7 +861,34 @@
           <w:szCs w:val="20"/>
           <w:lang w:val="es-EC"/>
         </w:rPr>
-        <w:t xml:space="preserve"> - ESPEL</w:t>
+        <w:t xml:space="preserve"> </w:t>
+      </w:r>
+      <w:r>
+        <w:rPr>
+          <w:rFonts w:ascii="Arial" w:eastAsia="Arial" w:hAnsi="Arial" w:cs="Arial"/>
+          <w:sz w:val="20"/>
+          <w:szCs w:val="20"/>
+          <w:lang w:val="es-EC"/>
+        </w:rPr>
+        <w:t>–</w:t>
+      </w:r>
+      <w:r>
+        <w:rPr>
+          <w:rFonts w:ascii="Arial" w:eastAsia="Arial" w:hAnsi="Arial" w:cs="Arial"/>
+          <w:sz w:val="20"/>
+          <w:szCs w:val="20"/>
+          <w:lang w:val="es-EC"/>
+        </w:rPr>
+        <w:t xml:space="preserve"> ESPEL</w:t>
+      </w:r>
+      <w:r>
+        <w:rPr>
+          <w:rFonts w:ascii="Arial" w:eastAsia="Arial" w:hAnsi="Arial" w:cs="Arial"/>
+          <w:sz w:val="20"/>
+          <w:szCs w:val="20"/>
+          <w:lang w:val="es-EC"/>
+        </w:rPr>
+        <w:t xml:space="preserve"> 2024/25</w:t>
       </w:r>
       <w:r>
         <w:rPr>
@@ -1027,16 +1085,40 @@
         </w:rPr>
         <w:tab/>
       </w:r>
-      <w:r>
-        <w:rPr>
-          <w:rFonts w:ascii="Arial" w:eastAsia="Arial" w:hAnsi="Arial" w:cs="Arial"/>
-          <w:b/>
-          <w:bCs/>
-          <w:sz w:val="21"/>
-          <w:szCs w:val="21"/>
-          <w:lang w:val="es-EC"/>
-        </w:rPr>
-        <w:t>Enero 20245</w:t>
+      <w:proofErr w:type="gramStart"/>
+      <w:r>
+        <w:rPr>
+          <w:rFonts w:ascii="Arial" w:eastAsia="Arial" w:hAnsi="Arial" w:cs="Arial"/>
+          <w:b/>
+          <w:bCs/>
+          <w:sz w:val="21"/>
+          <w:szCs w:val="21"/>
+          <w:lang w:val="es-EC"/>
+        </w:rPr>
+        <w:t>Enero</w:t>
+      </w:r>
+      <w:proofErr w:type="gramEnd"/>
+      <w:r>
+        <w:rPr>
+          <w:rFonts w:ascii="Arial" w:eastAsia="Arial" w:hAnsi="Arial" w:cs="Arial"/>
+          <w:b/>
+          <w:bCs/>
+          <w:sz w:val="21"/>
+          <w:szCs w:val="21"/>
+          <w:lang w:val="es-EC"/>
+        </w:rPr>
+        <w:t xml:space="preserve"> 202</w:t>
+      </w:r>
+      <w:r>
+        <w:rPr>
+          <w:rFonts w:ascii="Arial" w:eastAsia="Arial" w:hAnsi="Arial" w:cs="Arial"/>
+          <w:b/>
+          <w:bCs/>
+          <w:sz w:val="21"/>
+          <w:szCs w:val="21"/>
+          <w:lang w:val="es-EC"/>
+        </w:rPr>
+        <w:t>5</w:t>
       </w:r>
       <w:r>
         <w:rPr>
@@ -1058,7 +1140,18 @@
           <w:szCs w:val="21"/>
           <w:lang w:val="es-EC"/>
         </w:rPr>
-        <w:t>– Presente</w:t>
+        <w:t xml:space="preserve">– </w:t>
+      </w:r>
+      <w:r>
+        <w:rPr>
+          <w:rFonts w:ascii="Arial" w:eastAsia="Arial" w:hAnsi="Arial" w:cs="Arial"/>
+          <w:b/>
+          <w:bCs/>
+          <w:sz w:val="21"/>
+          <w:szCs w:val="21"/>
+          <w:lang w:val="es-EC"/>
+        </w:rPr>
+        <w:t>Marzo,2025</w:t>
       </w:r>
     </w:p>
     <w:p>
@@ -1138,7 +1231,25 @@
           <w:szCs w:val="21"/>
           <w:lang w:val="es-EC"/>
         </w:rPr>
-        <w:t>Implementación de módulos personalizados para clases, divisiones de cursos, años lectivos, docentes, estudiantes y asignación de clases.</w:t>
+        <w:t>Implementación de</w:t>
+      </w:r>
+      <w:r>
+        <w:rPr>
+          <w:rFonts w:ascii="Arial" w:eastAsia="Arial" w:hAnsi="Arial" w:cs="Arial"/>
+          <w:sz w:val="21"/>
+          <w:szCs w:val="21"/>
+          <w:lang w:val="es-EC"/>
+        </w:rPr>
+        <w:t xml:space="preserve"> 2</w:t>
+      </w:r>
+      <w:r>
+        <w:rPr>
+          <w:rFonts w:ascii="Arial" w:eastAsia="Arial" w:hAnsi="Arial" w:cs="Arial"/>
+          <w:sz w:val="21"/>
+          <w:szCs w:val="21"/>
+          <w:lang w:val="es-EC"/>
+        </w:rPr>
+        <w:t xml:space="preserve"> módulos personalizados para clases, divisiones de cursos, años lectivos, docentes, estudiantes y asignación de clases.</w:t>
       </w:r>
     </w:p>
     <w:p>
@@ -1309,6 +1420,7 @@
         </w:rPr>
         <w:tab/>
       </w:r>
+      <w:proofErr w:type="gramStart"/>
       <w:r>
         <w:rPr>
           <w:rFonts w:ascii="Arial" w:eastAsia="Arial" w:hAnsi="Arial" w:cs="Arial"/>
@@ -1320,6 +1432,7 @@
         </w:rPr>
         <w:t>Septiembre</w:t>
       </w:r>
+      <w:proofErr w:type="gramEnd"/>
       <w:r>
         <w:rPr>
           <w:rFonts w:ascii="Arial" w:eastAsia="Arial" w:hAnsi="Arial" w:cs="Arial"/>
@@ -1631,6 +1744,7 @@
         </w:rPr>
         <w:tab/>
       </w:r>
+      <w:proofErr w:type="gramStart"/>
       <w:r>
         <w:rPr>
           <w:rFonts w:ascii="Arial" w:eastAsia="Arial" w:hAnsi="Arial" w:cs="Arial"/>
@@ -1642,6 +1756,7 @@
         </w:rPr>
         <w:t>Mayo</w:t>
       </w:r>
+      <w:proofErr w:type="gramEnd"/>
       <w:r>
         <w:rPr>
           <w:rFonts w:ascii="Arial" w:eastAsia="Arial" w:hAnsi="Arial" w:cs="Arial"/>
@@ -1673,7 +1788,53 @@
           <w:szCs w:val="21"/>
           <w:lang w:val="es-BO"/>
         </w:rPr>
-        <w:t xml:space="preserve"> – Junio 2024</w:t>
+        <w:t xml:space="preserve">/25 </w:t>
+      </w:r>
+      <w:r>
+        <w:rPr>
+          <w:rFonts w:ascii="Arial" w:eastAsia="Arial" w:hAnsi="Arial" w:cs="Arial"/>
+          <w:b/>
+          <w:i/>
+          <w:sz w:val="21"/>
+          <w:szCs w:val="21"/>
+          <w:lang w:val="es-BO"/>
+        </w:rPr>
+        <w:t xml:space="preserve">– </w:t>
+      </w:r>
+      <w:proofErr w:type="gramStart"/>
+      <w:r>
+        <w:rPr>
+          <w:rFonts w:ascii="Arial" w:eastAsia="Arial" w:hAnsi="Arial" w:cs="Arial"/>
+          <w:b/>
+          <w:i/>
+          <w:sz w:val="21"/>
+          <w:szCs w:val="21"/>
+          <w:lang w:val="es-BO"/>
+        </w:rPr>
+        <w:t>Junio</w:t>
+      </w:r>
+      <w:proofErr w:type="gramEnd"/>
+      <w:r>
+        <w:rPr>
+          <w:rFonts w:ascii="Arial" w:eastAsia="Arial" w:hAnsi="Arial" w:cs="Arial"/>
+          <w:b/>
+          <w:i/>
+          <w:sz w:val="21"/>
+          <w:szCs w:val="21"/>
+          <w:lang w:val="es-BO"/>
+        </w:rPr>
+        <w:t xml:space="preserve"> 2024</w:t>
+      </w:r>
+      <w:r>
+        <w:rPr>
+          <w:rFonts w:ascii="Arial" w:eastAsia="Arial" w:hAnsi="Arial" w:cs="Arial"/>
+          <w:b/>
+          <w:i/>
+          <w:sz w:val="21"/>
+          <w:szCs w:val="21"/>
+          <w:lang w:val="es-BO"/>
+        </w:rPr>
+        <w:t>/25</w:t>
       </w:r>
     </w:p>
     <w:p>
@@ -1705,6 +1866,7 @@
           <w:szCs w:val="20"/>
           <w:lang w:val="es-EC"/>
         </w:rPr>
+        <w:lastRenderedPageBreak/>
         <w:t xml:space="preserve">Creé y gestioné la página web del evento </w:t>
       </w:r>
       <w:proofErr w:type="spellStart"/>
@@ -1725,7 +1887,85 @@
           <w:szCs w:val="20"/>
           <w:lang w:val="es-EC"/>
         </w:rPr>
-        <w:t xml:space="preserve"> utilizando Laravel y MySQL.</w:t>
+        <w:t xml:space="preserve"> utilizando Laravel </w:t>
+      </w:r>
+      <w:r>
+        <w:rPr>
+          <w:rFonts w:ascii="Arial" w:eastAsia="Arial" w:hAnsi="Arial" w:cs="Arial"/>
+          <w:sz w:val="20"/>
+          <w:szCs w:val="20"/>
+          <w:lang w:val="es-EC"/>
+        </w:rPr>
+        <w:t xml:space="preserve">10-12 </w:t>
+      </w:r>
+      <w:r>
+        <w:rPr>
+          <w:rFonts w:ascii="Arial" w:eastAsia="Arial" w:hAnsi="Arial" w:cs="Arial"/>
+          <w:sz w:val="20"/>
+          <w:szCs w:val="20"/>
+          <w:lang w:val="es-EC"/>
+        </w:rPr>
+        <w:t xml:space="preserve">y </w:t>
+      </w:r>
+      <w:proofErr w:type="spellStart"/>
+      <w:r>
+        <w:rPr>
+          <w:rFonts w:ascii="Arial" w:eastAsia="Arial" w:hAnsi="Arial" w:cs="Arial"/>
+          <w:sz w:val="20"/>
+          <w:szCs w:val="20"/>
+          <w:lang w:val="es-EC"/>
+        </w:rPr>
+        <w:t>MySQ</w:t>
+      </w:r>
+      <w:proofErr w:type="spellEnd"/>
+      <w:r>
+        <w:rPr>
+          <w:rFonts w:ascii="Arial" w:eastAsia="Arial" w:hAnsi="Arial" w:cs="Arial"/>
+          <w:sz w:val="20"/>
+          <w:szCs w:val="20"/>
+          <w:lang w:val="es-EC"/>
+        </w:rPr>
+        <w:t xml:space="preserve"> – </w:t>
+      </w:r>
+      <w:proofErr w:type="spellStart"/>
+      <w:r>
+        <w:rPr>
+          <w:rFonts w:ascii="Arial" w:eastAsia="Arial" w:hAnsi="Arial" w:cs="Arial"/>
+          <w:sz w:val="20"/>
+          <w:szCs w:val="20"/>
+          <w:lang w:val="es-EC"/>
+        </w:rPr>
+        <w:t>Supabase</w:t>
+      </w:r>
+      <w:proofErr w:type="spellEnd"/>
+      <w:r>
+        <w:rPr>
+          <w:rFonts w:ascii="Arial" w:eastAsia="Arial" w:hAnsi="Arial" w:cs="Arial"/>
+          <w:sz w:val="20"/>
+          <w:szCs w:val="20"/>
+          <w:lang w:val="es-EC"/>
+        </w:rPr>
+        <w:t xml:space="preserve"> </w:t>
+      </w:r>
+      <w:proofErr w:type="spellStart"/>
+      <w:r>
+        <w:rPr>
+          <w:rFonts w:ascii="Arial" w:eastAsia="Arial" w:hAnsi="Arial" w:cs="Arial"/>
+          <w:sz w:val="20"/>
+          <w:szCs w:val="20"/>
+          <w:lang w:val="es-EC"/>
+        </w:rPr>
+        <w:t>Postgres</w:t>
+      </w:r>
+      <w:proofErr w:type="spellEnd"/>
+      <w:r>
+        <w:rPr>
+          <w:rFonts w:ascii="Arial" w:eastAsia="Arial" w:hAnsi="Arial" w:cs="Arial"/>
+          <w:sz w:val="20"/>
+          <w:szCs w:val="20"/>
+          <w:lang w:val="es-EC"/>
+        </w:rPr>
+        <w:t>.</w:t>
       </w:r>
     </w:p>
     <w:p>
@@ -1757,7 +1997,6 @@
           <w:szCs w:val="20"/>
           <w:lang w:val="es-EC"/>
         </w:rPr>
-        <w:lastRenderedPageBreak/>
         <w:t>Aseguré la integración de funcionalidades clave para la inscripción y visualización de eventos, obteniendo un certificado por parte de la organización.</w:t>
       </w:r>
     </w:p>
@@ -1935,7 +2174,25 @@
           <w:szCs w:val="20"/>
           <w:lang w:val="es-EC"/>
         </w:rPr>
-        <w:t>Ingeniería de Software (en curso)</w:t>
+        <w:t>Ingeniería de Software (en curso</w:t>
+      </w:r>
+      <w:r>
+        <w:rPr>
+          <w:rFonts w:ascii="Arial" w:eastAsia="Arial" w:hAnsi="Arial" w:cs="Arial"/>
+          <w:sz w:val="20"/>
+          <w:szCs w:val="20"/>
+          <w:lang w:val="es-EC"/>
+        </w:rPr>
+        <w:t xml:space="preserve"> 8/8</w:t>
+      </w:r>
+      <w:r>
+        <w:rPr>
+          <w:rFonts w:ascii="Arial" w:eastAsia="Arial" w:hAnsi="Arial" w:cs="Arial"/>
+          <w:sz w:val="20"/>
+          <w:szCs w:val="20"/>
+          <w:lang w:val="es-EC"/>
+        </w:rPr>
+        <w:t>)</w:t>
       </w:r>
     </w:p>
     <w:p>
@@ -2120,7 +2377,39 @@
           <w:szCs w:val="20"/>
           <w:lang w:val="es-BO"/>
         </w:rPr>
-        <w:t xml:space="preserve"> JavaScript, Java, C, C++, C#, Python, PHP, Dart.</w:t>
+        <w:t xml:space="preserve"> JavaScript, </w:t>
+      </w:r>
+      <w:proofErr w:type="spellStart"/>
+      <w:r>
+        <w:rPr>
+          <w:rFonts w:ascii="Arial" w:eastAsia="Arial" w:hAnsi="Arial" w:cs="Arial"/>
+          <w:bCs/>
+          <w:sz w:val="20"/>
+          <w:szCs w:val="20"/>
+          <w:lang w:val="es-BO"/>
+        </w:rPr>
+        <w:t>TyteSpcript</w:t>
+      </w:r>
+      <w:proofErr w:type="spellEnd"/>
+      <w:r>
+        <w:rPr>
+          <w:rFonts w:ascii="Arial" w:eastAsia="Arial" w:hAnsi="Arial" w:cs="Arial"/>
+          <w:bCs/>
+          <w:sz w:val="20"/>
+          <w:szCs w:val="20"/>
+          <w:lang w:val="es-BO"/>
+        </w:rPr>
+        <w:t xml:space="preserve">, </w:t>
+      </w:r>
+      <w:r>
+        <w:rPr>
+          <w:rFonts w:ascii="Arial" w:eastAsia="Arial" w:hAnsi="Arial" w:cs="Arial"/>
+          <w:bCs/>
+          <w:sz w:val="20"/>
+          <w:szCs w:val="20"/>
+          <w:lang w:val="es-BO"/>
+        </w:rPr>
+        <w:t>Java, C, C++, C#, Python, PHP, Dart.</w:t>
       </w:r>
     </w:p>
     <w:p>
@@ -2159,7 +2448,43 @@
           <w:sz w:val="20"/>
           <w:szCs w:val="20"/>
         </w:rPr>
-        <w:t xml:space="preserve"> React, </w:t>
+        <w:t xml:space="preserve"> React</w:t>
+      </w:r>
+      <w:r>
+        <w:rPr>
+          <w:rFonts w:ascii="Arial" w:eastAsia="Arial" w:hAnsi="Arial" w:cs="Arial"/>
+          <w:bCs/>
+          <w:sz w:val="20"/>
+          <w:szCs w:val="20"/>
+        </w:rPr>
+        <w:t>-</w:t>
+      </w:r>
+      <w:r>
+        <w:rPr>
+          <w:rFonts w:ascii="Arial" w:eastAsia="Arial" w:hAnsi="Arial" w:cs="Arial"/>
+          <w:bCs/>
+          <w:sz w:val="20"/>
+          <w:szCs w:val="20"/>
+        </w:rPr>
+        <w:t xml:space="preserve"> </w:t>
+      </w:r>
+      <w:r>
+        <w:rPr>
+          <w:rFonts w:ascii="Arial" w:eastAsia="Arial" w:hAnsi="Arial" w:cs="Arial"/>
+          <w:bCs/>
+          <w:sz w:val="20"/>
+          <w:szCs w:val="20"/>
+        </w:rPr>
+        <w:t>Spring Boot</w:t>
+      </w:r>
+      <w:r>
+        <w:rPr>
+          <w:rFonts w:ascii="Arial" w:eastAsia="Arial" w:hAnsi="Arial" w:cs="Arial"/>
+          <w:bCs/>
+          <w:sz w:val="20"/>
+          <w:szCs w:val="20"/>
+        </w:rPr>
+        <w:t xml:space="preserve">, </w:t>
       </w:r>
       <w:r>
         <w:rPr>
@@ -2177,7 +2502,34 @@
           <w:sz w:val="20"/>
           <w:szCs w:val="20"/>
         </w:rPr>
-        <w:t>Angular, Flutter, Spring Boot, Laravel.</w:t>
+        <w:t>Angular, Flutter, Laravel</w:t>
+      </w:r>
+      <w:r>
+        <w:rPr>
+          <w:rFonts w:ascii="Arial" w:eastAsia="Arial" w:hAnsi="Arial" w:cs="Arial"/>
+          <w:bCs/>
+          <w:sz w:val="20"/>
+          <w:szCs w:val="20"/>
+        </w:rPr>
+        <w:t>, React native</w:t>
+      </w:r>
+      <w:r>
+        <w:rPr>
+          <w:rFonts w:ascii="Arial" w:eastAsia="Arial" w:hAnsi="Arial" w:cs="Arial"/>
+          <w:bCs/>
+          <w:sz w:val="20"/>
+          <w:szCs w:val="20"/>
+        </w:rPr>
+        <w:t>, Bubble.io</w:t>
+      </w:r>
+      <w:r>
+        <w:rPr>
+          <w:rFonts w:ascii="Arial" w:eastAsia="Arial" w:hAnsi="Arial" w:cs="Arial"/>
+          <w:bCs/>
+          <w:sz w:val="20"/>
+          <w:szCs w:val="20"/>
+        </w:rPr>
+        <w:t>.</w:t>
       </w:r>
     </w:p>
     <w:p>
@@ -2241,7 +2593,39 @@
           <w:szCs w:val="20"/>
           <w:lang w:val="es-BO"/>
         </w:rPr>
-        <w:t>, MySQL.</w:t>
+        <w:t>, MySQL</w:t>
+      </w:r>
+      <w:r>
+        <w:rPr>
+          <w:rFonts w:ascii="Arial" w:eastAsia="Arial" w:hAnsi="Arial" w:cs="Arial"/>
+          <w:bCs/>
+          <w:sz w:val="20"/>
+          <w:szCs w:val="20"/>
+          <w:lang w:val="es-BO"/>
+        </w:rPr>
+        <w:t xml:space="preserve">, </w:t>
+      </w:r>
+      <w:proofErr w:type="spellStart"/>
+      <w:r>
+        <w:rPr>
+          <w:rFonts w:ascii="Arial" w:eastAsia="Arial" w:hAnsi="Arial" w:cs="Arial"/>
+          <w:bCs/>
+          <w:sz w:val="20"/>
+          <w:szCs w:val="20"/>
+          <w:lang w:val="es-BO"/>
+        </w:rPr>
+        <w:t>Postgres</w:t>
+      </w:r>
+      <w:proofErr w:type="spellEnd"/>
+      <w:r>
+        <w:rPr>
+          <w:rFonts w:ascii="Arial" w:eastAsia="Arial" w:hAnsi="Arial" w:cs="Arial"/>
+          <w:bCs/>
+          <w:sz w:val="20"/>
+          <w:szCs w:val="20"/>
+          <w:lang w:val="es-BO"/>
+        </w:rPr>
+        <w:t>.</w:t>
       </w:r>
     </w:p>
     <w:p>
@@ -2283,7 +2667,79 @@
           <w:szCs w:val="20"/>
           <w:lang w:val="es-BO"/>
         </w:rPr>
-        <w:t>: Scrum.</w:t>
+        <w:t>: Scrum</w:t>
+      </w:r>
+      <w:r>
+        <w:rPr>
+          <w:rFonts w:ascii="Arial" w:eastAsia="Arial" w:hAnsi="Arial" w:cs="Arial"/>
+          <w:bCs/>
+          <w:sz w:val="20"/>
+          <w:szCs w:val="20"/>
+          <w:lang w:val="es-BO"/>
+        </w:rPr>
+        <w:t xml:space="preserve"> - Kanban</w:t>
+      </w:r>
+      <w:r>
+        <w:rPr>
+          <w:rFonts w:ascii="Arial" w:eastAsia="Arial" w:hAnsi="Arial" w:cs="Arial"/>
+          <w:bCs/>
+          <w:sz w:val="20"/>
+          <w:szCs w:val="20"/>
+          <w:lang w:val="es-BO"/>
+        </w:rPr>
+        <w:t>.</w:t>
+      </w:r>
+    </w:p>
+    <w:p>
+      <w:pPr>
+        <w:pStyle w:val="Prrafodelista"/>
+        <w:numPr>
+          <w:ilvl w:val="0"/>
+          <w:numId w:val="11"/>
+        </w:numPr>
+        <w:tabs>
+          <w:tab w:val="left" w:pos="630"/>
+          <w:tab w:val="left" w:pos="900"/>
+        </w:tabs>
+        <w:spacing w:line="360" w:lineRule="auto"/>
+        <w:ind w:leftChars="0" w:firstLineChars="0"/>
+        <w:rPr>
+          <w:rFonts w:ascii="Arial" w:eastAsia="Arial" w:hAnsi="Arial" w:cs="Arial"/>
+          <w:bCs/>
+          <w:sz w:val="20"/>
+          <w:szCs w:val="20"/>
+          <w:lang w:val="es-BO"/>
+        </w:rPr>
+      </w:pPr>
+      <w:r>
+        <w:rPr>
+          <w:rFonts w:ascii="Arial" w:eastAsia="Arial" w:hAnsi="Arial" w:cs="Arial"/>
+          <w:b/>
+          <w:sz w:val="20"/>
+          <w:szCs w:val="20"/>
+          <w:lang w:val="es-BO"/>
+        </w:rPr>
+        <w:t>Modelos</w:t>
+      </w:r>
+      <w:r>
+        <w:rPr>
+          <w:rFonts w:ascii="Arial" w:eastAsia="Arial" w:hAnsi="Arial" w:cs="Arial"/>
+          <w:bCs/>
+          <w:sz w:val="20"/>
+          <w:szCs w:val="20"/>
+          <w:lang w:val="es-BO"/>
+        </w:rPr>
+        <w:t>:</w:t>
+      </w:r>
+      <w:r>
+        <w:rPr>
+          <w:rFonts w:ascii="Arial" w:eastAsia="Arial" w:hAnsi="Arial" w:cs="Arial"/>
+          <w:bCs/>
+          <w:sz w:val="20"/>
+          <w:szCs w:val="20"/>
+          <w:lang w:val="es-BO"/>
+        </w:rPr>
+        <w:t xml:space="preserve"> Cascada, Iterativo, V.</w:t>
       </w:r>
     </w:p>
     <w:p>
@@ -2391,7 +2847,7 @@
           <w:szCs w:val="20"/>
           <w:lang w:val="es-BO"/>
         </w:rPr>
-        <w:t xml:space="preserve"> Inglés (Intermedio).</w:t>
+        <w:t>Inglés (Intermedio).</w:t>
       </w:r>
     </w:p>
     <w:p>
@@ -2485,7 +2941,25 @@
           <w:sz w:val="20"/>
           <w:szCs w:val="20"/>
         </w:rPr>
-        <w:t>, Visual Studio Code, Visual Studio, Docker, Post</w:t>
+        <w:t>,</w:t>
+      </w:r>
+      <w:r>
+        <w:rPr>
+          <w:rFonts w:ascii="Arial" w:eastAsia="Arial" w:hAnsi="Arial" w:cs="Arial"/>
+          <w:bCs/>
+          <w:sz w:val="20"/>
+          <w:szCs w:val="20"/>
+        </w:rPr>
+        <w:t xml:space="preserve"> Fork,</w:t>
+      </w:r>
+      <w:r>
+        <w:rPr>
+          <w:rFonts w:ascii="Arial" w:eastAsia="Arial" w:hAnsi="Arial" w:cs="Arial"/>
+          <w:bCs/>
+          <w:sz w:val="20"/>
+          <w:szCs w:val="20"/>
+        </w:rPr>
+        <w:t xml:space="preserve"> Visual Studio Code, Visual Studio, Docker, Post</w:t>
       </w:r>
       <w:r>
         <w:rPr>
@@ -2532,7 +3006,7 @@
           <w:sz w:val="20"/>
           <w:szCs w:val="20"/>
         </w:rPr>
-        <w:t>.</w:t>
+        <w:t>, Figma etc.</w:t>
       </w:r>
     </w:p>
     <w:p>
@@ -2615,59 +3089,354 @@
     </w:p>
     <w:p>
       <w:pPr>
+        <w:pStyle w:val="Prrafodelista"/>
+        <w:numPr>
+          <w:ilvl w:val="0"/>
+          <w:numId w:val="10"/>
+        </w:numPr>
         <w:tabs>
           <w:tab w:val="left" w:pos="630"/>
           <w:tab w:val="left" w:pos="900"/>
         </w:tabs>
         <w:spacing w:line="360" w:lineRule="auto"/>
-        <w:ind w:left="0" w:hanging="2"/>
-        <w:rPr>
-          <w:rFonts w:ascii="Arial" w:eastAsia="Arial" w:hAnsi="Arial" w:cs="Arial"/>
-          <w:sz w:val="20"/>
-          <w:szCs w:val="20"/>
-          <w:lang w:val="es-EC"/>
-        </w:rPr>
-      </w:pPr>
-      <w:r>
-        <w:rPr>
-          <w:rFonts w:ascii="Arial" w:eastAsia="Arial" w:hAnsi="Arial" w:cs="Arial"/>
-          <w:sz w:val="20"/>
-          <w:szCs w:val="20"/>
-          <w:lang w:val="es-EC"/>
-        </w:rPr>
-        <w:t xml:space="preserve">Curso en proceso: Desarrollo de API </w:t>
-      </w:r>
+        <w:ind w:leftChars="0" w:firstLineChars="0"/>
+        <w:rPr>
+          <w:rFonts w:ascii="Arial" w:eastAsia="Arial" w:hAnsi="Arial" w:cs="Arial"/>
+          <w:sz w:val="20"/>
+          <w:szCs w:val="20"/>
+        </w:rPr>
+      </w:pPr>
       <w:proofErr w:type="spellStart"/>
       <w:r>
         <w:rPr>
           <w:rFonts w:ascii="Arial" w:eastAsia="Arial" w:hAnsi="Arial" w:cs="Arial"/>
-          <w:sz w:val="20"/>
-          <w:szCs w:val="20"/>
-          <w:lang w:val="es-EC"/>
-        </w:rPr>
-        <w:t>RestFull</w:t>
+          <w:b/>
+          <w:bCs/>
+          <w:sz w:val="20"/>
+          <w:szCs w:val="20"/>
+        </w:rPr>
+        <w:t>Curso</w:t>
       </w:r>
       <w:proofErr w:type="spellEnd"/>
       <w:r>
         <w:rPr>
           <w:rFonts w:ascii="Arial" w:eastAsia="Arial" w:hAnsi="Arial" w:cs="Arial"/>
-          <w:sz w:val="20"/>
-          <w:szCs w:val="20"/>
-          <w:lang w:val="es-EC"/>
-        </w:rPr>
-        <w:t xml:space="preserve"> con Laravel, Angular y MySQL.</w:t>
-      </w:r>
-    </w:p>
-    <w:p>
-      <w:pPr>
+          <w:b/>
+          <w:bCs/>
+          <w:sz w:val="20"/>
+          <w:szCs w:val="20"/>
+        </w:rPr>
+        <w:t>:</w:t>
+      </w:r>
+      <w:r>
+        <w:rPr>
+          <w:rFonts w:ascii="Arial" w:eastAsia="Arial" w:hAnsi="Arial" w:cs="Arial"/>
+          <w:sz w:val="20"/>
+          <w:szCs w:val="20"/>
+        </w:rPr>
+        <w:t xml:space="preserve"> </w:t>
+      </w:r>
+      <w:r>
+        <w:rPr>
+          <w:rFonts w:ascii="Arial" w:eastAsia="Arial" w:hAnsi="Arial" w:cs="Arial"/>
+          <w:sz w:val="20"/>
+          <w:szCs w:val="20"/>
+        </w:rPr>
+        <w:t xml:space="preserve">Master </w:t>
+      </w:r>
+      <w:proofErr w:type="spellStart"/>
+      <w:r>
+        <w:rPr>
+          <w:rFonts w:ascii="Arial" w:eastAsia="Arial" w:hAnsi="Arial" w:cs="Arial"/>
+          <w:sz w:val="20"/>
+          <w:szCs w:val="20"/>
+        </w:rPr>
+        <w:t>en</w:t>
+      </w:r>
+      <w:proofErr w:type="spellEnd"/>
+      <w:r>
+        <w:rPr>
+          <w:rFonts w:ascii="Arial" w:eastAsia="Arial" w:hAnsi="Arial" w:cs="Arial"/>
+          <w:sz w:val="20"/>
+          <w:szCs w:val="20"/>
+        </w:rPr>
+        <w:t xml:space="preserve"> webs Full </w:t>
+      </w:r>
+      <w:proofErr w:type="spellStart"/>
+      <w:r>
+        <w:rPr>
+          <w:rFonts w:ascii="Arial" w:eastAsia="Arial" w:hAnsi="Arial" w:cs="Arial"/>
+          <w:sz w:val="20"/>
+          <w:szCs w:val="20"/>
+        </w:rPr>
+        <w:t>S</w:t>
+      </w:r>
+      <w:r>
+        <w:rPr>
+          <w:rFonts w:ascii="Arial" w:eastAsia="Arial" w:hAnsi="Arial" w:cs="Arial"/>
+          <w:sz w:val="20"/>
+          <w:szCs w:val="20"/>
+        </w:rPr>
+        <w:t>atck</w:t>
+      </w:r>
+      <w:proofErr w:type="spellEnd"/>
+      <w:r>
+        <w:rPr>
+          <w:rFonts w:ascii="Arial" w:eastAsia="Arial" w:hAnsi="Arial" w:cs="Arial"/>
+          <w:sz w:val="20"/>
+          <w:szCs w:val="20"/>
+        </w:rPr>
+        <w:t xml:space="preserve"> Angular, Node, Laravel, Symfony +. </w:t>
+      </w:r>
+      <w:r>
+        <w:rPr>
+          <w:rFonts w:ascii="Arial" w:eastAsia="Arial" w:hAnsi="Arial" w:cs="Arial"/>
+          <w:b/>
+          <w:bCs/>
+          <w:sz w:val="20"/>
+          <w:szCs w:val="20"/>
+        </w:rPr>
+        <w:t>Instructor:</w:t>
+      </w:r>
+      <w:r>
+        <w:rPr>
+          <w:rFonts w:ascii="Arial" w:eastAsia="Arial" w:hAnsi="Arial" w:cs="Arial"/>
+          <w:sz w:val="20"/>
+          <w:szCs w:val="20"/>
+        </w:rPr>
+        <w:t xml:space="preserve"> Víctor Robles</w:t>
+      </w:r>
+    </w:p>
+    <w:p>
+      <w:pPr>
+        <w:pStyle w:val="Prrafodelista"/>
+        <w:numPr>
+          <w:ilvl w:val="0"/>
+          <w:numId w:val="10"/>
+        </w:numPr>
         <w:tabs>
           <w:tab w:val="left" w:pos="630"/>
           <w:tab w:val="left" w:pos="900"/>
         </w:tabs>
         <w:spacing w:line="360" w:lineRule="auto"/>
-        <w:ind w:left="0" w:hanging="2"/>
-        <w:rPr>
-          <w:rFonts w:ascii="Arial" w:eastAsia="Arial" w:hAnsi="Arial" w:cs="Arial"/>
+        <w:ind w:leftChars="0" w:firstLineChars="0"/>
+        <w:rPr>
+          <w:rFonts w:ascii="Arial" w:eastAsia="Arial" w:hAnsi="Arial" w:cs="Arial"/>
+          <w:b/>
+          <w:bCs/>
+          <w:sz w:val="20"/>
+          <w:szCs w:val="20"/>
+          <w:lang w:val="es-EC"/>
+        </w:rPr>
+      </w:pPr>
+      <w:r>
+        <w:rPr>
+          <w:rFonts w:ascii="Arial" w:eastAsia="Arial" w:hAnsi="Arial" w:cs="Arial"/>
+          <w:b/>
+          <w:bCs/>
+          <w:sz w:val="20"/>
+          <w:szCs w:val="20"/>
+          <w:lang w:val="es-EC"/>
+        </w:rPr>
+        <w:t xml:space="preserve">Curso en proceso: </w:t>
+      </w:r>
+      <w:r>
+        <w:rPr>
+          <w:rFonts w:ascii="Arial" w:eastAsia="Arial" w:hAnsi="Arial" w:cs="Arial"/>
+          <w:sz w:val="20"/>
+          <w:szCs w:val="20"/>
+          <w:lang w:val="es-EC"/>
+        </w:rPr>
+        <w:t>Hacker ético.</w:t>
+      </w:r>
+      <w:r>
+        <w:rPr>
+          <w:rFonts w:ascii="Arial" w:eastAsia="Arial" w:hAnsi="Arial" w:cs="Arial"/>
+          <w:b/>
+          <w:bCs/>
+          <w:sz w:val="20"/>
+          <w:szCs w:val="20"/>
+          <w:lang w:val="es-EC"/>
+        </w:rPr>
+        <w:t xml:space="preserve"> Instructor: </w:t>
+      </w:r>
+      <w:r>
+        <w:rPr>
+          <w:rFonts w:ascii="Arial" w:eastAsia="Arial" w:hAnsi="Arial" w:cs="Arial"/>
+          <w:sz w:val="20"/>
+          <w:szCs w:val="20"/>
+          <w:lang w:val="es-EC"/>
+        </w:rPr>
+        <w:t xml:space="preserve">Cisco </w:t>
+      </w:r>
+      <w:proofErr w:type="spellStart"/>
+      <w:r>
+        <w:rPr>
+          <w:rFonts w:ascii="Arial" w:eastAsia="Arial" w:hAnsi="Arial" w:cs="Arial"/>
+          <w:sz w:val="20"/>
+          <w:szCs w:val="20"/>
+          <w:lang w:val="es-EC"/>
+        </w:rPr>
+        <w:t>Networking</w:t>
+      </w:r>
+      <w:proofErr w:type="spellEnd"/>
+      <w:r>
+        <w:rPr>
+          <w:rFonts w:ascii="Arial" w:eastAsia="Arial" w:hAnsi="Arial" w:cs="Arial"/>
+          <w:sz w:val="20"/>
+          <w:szCs w:val="20"/>
+          <w:lang w:val="es-EC"/>
+        </w:rPr>
+        <w:t xml:space="preserve"> </w:t>
+      </w:r>
+      <w:proofErr w:type="spellStart"/>
+      <w:r>
+        <w:rPr>
+          <w:rFonts w:ascii="Arial" w:eastAsia="Arial" w:hAnsi="Arial" w:cs="Arial"/>
+          <w:sz w:val="20"/>
+          <w:szCs w:val="20"/>
+          <w:lang w:val="es-EC"/>
+        </w:rPr>
+        <w:t>Academy</w:t>
+      </w:r>
+      <w:proofErr w:type="spellEnd"/>
+      <w:r>
+        <w:rPr>
+          <w:rFonts w:ascii="Arial" w:eastAsia="Arial" w:hAnsi="Arial" w:cs="Arial"/>
+          <w:sz w:val="20"/>
+          <w:szCs w:val="20"/>
+          <w:lang w:val="es-EC"/>
+        </w:rPr>
+        <w:t>.</w:t>
+      </w:r>
+    </w:p>
+    <w:p>
+      <w:pPr>
+        <w:pStyle w:val="Prrafodelista"/>
+        <w:numPr>
+          <w:ilvl w:val="0"/>
+          <w:numId w:val="10"/>
+        </w:numPr>
+        <w:tabs>
+          <w:tab w:val="left" w:pos="630"/>
+          <w:tab w:val="left" w:pos="900"/>
+        </w:tabs>
+        <w:spacing w:line="360" w:lineRule="auto"/>
+        <w:ind w:leftChars="0" w:firstLineChars="0"/>
+        <w:rPr>
+          <w:rFonts w:ascii="Arial" w:eastAsia="Arial" w:hAnsi="Arial" w:cs="Arial"/>
+          <w:b/>
+          <w:bCs/>
+          <w:sz w:val="20"/>
+          <w:szCs w:val="20"/>
+          <w:lang w:val="es-EC"/>
+        </w:rPr>
+      </w:pPr>
+      <w:r>
+        <w:rPr>
+          <w:rFonts w:ascii="Arial" w:eastAsia="Arial" w:hAnsi="Arial" w:cs="Arial"/>
+          <w:b/>
+          <w:bCs/>
+          <w:sz w:val="20"/>
+          <w:szCs w:val="20"/>
+          <w:lang w:val="es-EC"/>
+        </w:rPr>
+        <w:t xml:space="preserve">Curso en proceso: </w:t>
+      </w:r>
+      <w:r>
+        <w:rPr>
+          <w:rFonts w:ascii="Arial" w:eastAsia="Arial" w:hAnsi="Arial" w:cs="Arial"/>
+          <w:sz w:val="20"/>
+          <w:szCs w:val="20"/>
+          <w:lang w:val="es-EC"/>
+        </w:rPr>
+        <w:t>Elementos de IA</w:t>
+      </w:r>
+      <w:r>
+        <w:rPr>
+          <w:rFonts w:ascii="Arial" w:eastAsia="Arial" w:hAnsi="Arial" w:cs="Arial"/>
+          <w:sz w:val="20"/>
+          <w:szCs w:val="20"/>
+          <w:lang w:val="es-EC"/>
+        </w:rPr>
+        <w:t>.</w:t>
+      </w:r>
+      <w:r>
+        <w:rPr>
+          <w:rFonts w:ascii="Arial" w:eastAsia="Arial" w:hAnsi="Arial" w:cs="Arial"/>
+          <w:b/>
+          <w:bCs/>
+          <w:sz w:val="20"/>
+          <w:szCs w:val="20"/>
+          <w:lang w:val="es-EC"/>
+        </w:rPr>
+        <w:t xml:space="preserve"> Instructor: </w:t>
+      </w:r>
+      <w:proofErr w:type="spellStart"/>
+      <w:r>
+        <w:rPr>
+          <w:rFonts w:ascii="Arial" w:eastAsia="Arial" w:hAnsi="Arial" w:cs="Arial"/>
+          <w:sz w:val="20"/>
+          <w:szCs w:val="20"/>
+          <w:lang w:val="es-EC"/>
+        </w:rPr>
+        <w:t>University</w:t>
+      </w:r>
+      <w:proofErr w:type="spellEnd"/>
+      <w:r>
+        <w:rPr>
+          <w:rFonts w:ascii="Arial" w:eastAsia="Arial" w:hAnsi="Arial" w:cs="Arial"/>
+          <w:sz w:val="20"/>
+          <w:szCs w:val="20"/>
+          <w:lang w:val="es-EC"/>
+        </w:rPr>
+        <w:t xml:space="preserve"> </w:t>
+      </w:r>
+      <w:proofErr w:type="spellStart"/>
+      <w:r>
+        <w:rPr>
+          <w:rFonts w:ascii="Arial" w:eastAsia="Arial" w:hAnsi="Arial" w:cs="Arial"/>
+          <w:sz w:val="20"/>
+          <w:szCs w:val="20"/>
+          <w:lang w:val="es-EC"/>
+        </w:rPr>
+        <w:t>of</w:t>
+      </w:r>
+      <w:proofErr w:type="spellEnd"/>
+      <w:r>
+        <w:rPr>
+          <w:rFonts w:ascii="Arial" w:eastAsia="Arial" w:hAnsi="Arial" w:cs="Arial"/>
+          <w:sz w:val="20"/>
+          <w:szCs w:val="20"/>
+          <w:lang w:val="es-EC"/>
+        </w:rPr>
+        <w:t xml:space="preserve"> </w:t>
+      </w:r>
+      <w:proofErr w:type="spellStart"/>
+      <w:r>
+        <w:rPr>
+          <w:rFonts w:ascii="Arial" w:eastAsia="Arial" w:hAnsi="Arial" w:cs="Arial"/>
+          <w:sz w:val="20"/>
+          <w:szCs w:val="20"/>
+          <w:lang w:val="es-EC"/>
+        </w:rPr>
+        <w:t>Helsinky</w:t>
+      </w:r>
+      <w:proofErr w:type="spellEnd"/>
+    </w:p>
+    <w:p>
+      <w:pPr>
+        <w:pStyle w:val="Prrafodelista"/>
+        <w:tabs>
+          <w:tab w:val="left" w:pos="630"/>
+          <w:tab w:val="left" w:pos="900"/>
+        </w:tabs>
+        <w:spacing w:line="360" w:lineRule="auto"/>
+        <w:ind w:leftChars="0" w:left="360" w:firstLineChars="0" w:firstLine="0"/>
+        <w:rPr>
+          <w:rFonts w:ascii="Arial" w:eastAsia="Arial" w:hAnsi="Arial" w:cs="Arial"/>
+          <w:b/>
+          <w:bCs/>
           <w:sz w:val="20"/>
           <w:szCs w:val="20"/>
           <w:lang w:val="es-EC"/>
@@ -2968,16 +3737,30 @@
           <w:lang w:val="es-EC"/>
         </w:rPr>
       </w:pPr>
-      <w:r>
-        <w:rPr>
-          <w:rFonts w:ascii="Arial" w:eastAsia="Arial" w:hAnsi="Arial" w:cs="Arial"/>
-          <w:b/>
-          <w:bCs/>
-          <w:sz w:val="20"/>
-          <w:szCs w:val="20"/>
-          <w:lang w:val="es-EC"/>
-        </w:rPr>
-        <w:t>Lic. Mayra Adriana Claudio</w:t>
+      <w:proofErr w:type="spellStart"/>
+      <w:r>
+        <w:rPr>
+          <w:rFonts w:ascii="Arial" w:eastAsia="Arial" w:hAnsi="Arial" w:cs="Arial"/>
+          <w:b/>
+          <w:bCs/>
+          <w:sz w:val="20"/>
+          <w:szCs w:val="20"/>
+          <w:lang w:val="es-EC"/>
+        </w:rPr>
+        <w:lastRenderedPageBreak/>
+        <w:t>Mtr</w:t>
+      </w:r>
+      <w:proofErr w:type="spellEnd"/>
+      <w:r>
+        <w:rPr>
+          <w:rFonts w:ascii="Arial" w:eastAsia="Arial" w:hAnsi="Arial" w:cs="Arial"/>
+          <w:b/>
+          <w:bCs/>
+          <w:sz w:val="20"/>
+          <w:szCs w:val="20"/>
+          <w:lang w:val="es-EC"/>
+        </w:rPr>
+        <w:t>. Mayra Adriana Claudio</w:t>
       </w:r>
     </w:p>
     <w:p>
@@ -3072,7 +3855,7 @@
     <mc:AlternateContent>
       <mc:Choice Requires="v">
         <w:pict>
-          <v:shapetype w14:anchorId="6D3B4F45" id="_x0000_t75" coordsize="21600,21600" o:spt="75" o:preferrelative="t" path="m@4@5l@4@11@9@11@9@5xe" filled="f" stroked="f">
+          <v:shapetype w14:anchorId="17BE4990" id="_x0000_t75" coordsize="21600,21600" o:spt="75" o:preferrelative="t" path="m@4@5l@4@11@9@11@9@5xe" filled="f" stroked="f">
             <v:stroke joinstyle="miter"/>
             <v:formulas>
               <v:f eqn="if lineDrawn pixelLineWidth 0"/>
@@ -3091,17 +3874,17 @@
             <v:path o:extrusionok="f" gradientshapeok="t" o:connecttype="rect"/>
             <o:lock v:ext="edit" aspectratio="t"/>
           </v:shapetype>
-          <v:shape id="Imagen 181271043" o:spid="_x0000_i1025" type="#_x0000_t75" alt="Sobre con relleno sólido" style="width:15pt;height:12.6pt;visibility:visible;mso-wrap-style:square">
+          <v:shape id="Imagen 1696981755" o:spid="_x0000_i1025" type="#_x0000_t75" alt="Sobre con relleno sólido" style="width:15pt;height:12.6pt;visibility:visible;mso-wrap-style:square">
             <v:imagedata r:id="rId1" o:title="Sobre con relleno sólido" croptop="-7919f" cropbottom="-8465f" cropright="-440f"/>
           </v:shape>
         </w:pict>
       </mc:Choice>
       <mc:Fallback>
         <w:drawing>
-          <wp:inline distT="0" distB="0" distL="0" distR="0" wp14:anchorId="294A3E34" wp14:editId="2041075E">
+          <wp:inline distT="0" distB="0" distL="0" distR="0" wp14:anchorId="5A8FB913" wp14:editId="56BBFF1E">
             <wp:extent cx="190500" cy="160020"/>
             <wp:effectExtent l="0" t="0" r="0" b="0"/>
-            <wp:docPr id="181271043" name="Imagen 181271043" descr="Sobre con relleno sólido"/>
+            <wp:docPr id="1696981755" name="Imagen 1696981755" descr="Sobre con relleno sólido"/>
             <wp:cNvGraphicFramePr>
               <a:graphicFrameLocks xmlns:a="http://schemas.openxmlformats.org/drawingml/2006/main" noChangeAspect="1"/>
             </wp:cNvGraphicFramePr>
@@ -4660,7 +5443,7 @@
   <w:abstractNum w:abstractNumId="13" w15:restartNumberingAfterBreak="0">
     <w:nsid w:val="3482274E"/>
     <w:multiLevelType w:val="hybridMultilevel"/>
-    <w:tmpl w:val="93F6F380"/>
+    <w:tmpl w:val="E26E2574"/>
     <w:lvl w:ilvl="0" w:tplc="300A0001">
       <w:start w:val="1"/>
       <w:numFmt w:val="bullet"/>
@@ -6788,28 +7571,28 @@
 </file>
 
 <file path=customXml/item1.xml><?xml version="1.0" encoding="utf-8"?>
-<b:Sources xmlns:b="http://schemas.openxmlformats.org/officeDocument/2006/bibliography" xmlns="http://schemas.openxmlformats.org/officeDocument/2006/bibliography" SelectedStyle="\APASixthEditionOfficeOnline.xsl" StyleName="APA" Version="6"/>
-</file>
-
-<file path=customXml/item2.xml><?xml version="1.0" encoding="utf-8"?>
 <go:gDocsCustomXmlDataStorage xmlns:go="http://customooxmlschemas.google.com/" xmlns:r="http://schemas.openxmlformats.org/officeDocument/2006/relationships" uri="GoogleDocsCustomDataVersion2">
   <go:docsCustomData xmlns:go="http://customooxmlschemas.google.com/" roundtripDataSignature="AMtx7mggYUhKk49g/H8X5BkbL6s+5R7Y8g==">CgMxLjA4AHIhMW5Od3c0Q2ZpUFhSUDlKNTdsMU9RcjU5YlIzdFRuZWNz</go:docsCustomData>
 </go:gDocsCustomXmlDataStorage>
 </file>
 
-<file path=customXml/itemProps1.xml><?xml version="1.0" encoding="utf-8"?>
-<ds:datastoreItem xmlns:ds="http://schemas.openxmlformats.org/officeDocument/2006/customXml" ds:itemID="{BFAA5E25-725C-4B74-B490-94CFECF9F551}">
-  <ds:schemaRefs>
-    <ds:schemaRef ds:uri="http://schemas.openxmlformats.org/officeDocument/2006/bibliography"/>
-  </ds:schemaRefs>
-</ds:datastoreItem>
+<file path=customXml/item2.xml><?xml version="1.0" encoding="utf-8"?>
+<b:Sources xmlns:b="http://schemas.openxmlformats.org/officeDocument/2006/bibliography" xmlns="http://schemas.openxmlformats.org/officeDocument/2006/bibliography" SelectedStyle="\APASixthEditionOfficeOnline.xsl" StyleName="APA" Version="6"/>
 </file>
 
-<file path=customXml/itemProps2.xml><?xml version="1.0" encoding="utf-8"?>
+<file path=customXml/itemProps1.xml><?xml version="1.0" encoding="utf-8"?>
 <ds:datastoreItem xmlns:ds="http://schemas.openxmlformats.org/officeDocument/2006/customXml" ds:itemID="{11111111-1234-1234-1234-123412341234}">
   <ds:schemaRefs>
     <ds:schemaRef ds:uri="http://customooxmlschemas.google.com/"/>
     <ds:schemaRef ds:uri="http://schemas.openxmlformats.org/officeDocument/2006/relationships"/>
   </ds:schemaRefs>
 </ds:datastoreItem>
+</file>
+
+<file path=customXml/itemProps2.xml><?xml version="1.0" encoding="utf-8"?>
+<ds:datastoreItem xmlns:ds="http://schemas.openxmlformats.org/officeDocument/2006/customXml" ds:itemID="{BFAA5E25-725C-4B74-B490-94CFECF9F551}">
+  <ds:schemaRefs>
+    <ds:schemaRef ds:uri="http://schemas.openxmlformats.org/officeDocument/2006/bibliography"/>
+  </ds:schemaRefs>
+</ds:datastoreItem>
 </file>